--- a/docs/coverage report.docx
+++ b/docs/coverage report.docx
@@ -27,9 +27,34 @@
     </w:p>
     <w:p>
       <w:r>
-        <w:t>This document summarizes the functional coverage strategy for the axi_lite_fifo_wrapper module, as observed by the AxiLiteMonitor and tracked via CoverageTracker.</w:t>
+        <w:t xml:space="preserve">This document summarizes the functional coverage strategy for the </w:t>
+      </w:r>
+      <w:proofErr w:type="spellStart"/>
+      <w:r>
+        <w:t>axi_lite_fifo_wrapper</w:t>
+      </w:r>
+      <w:proofErr w:type="spellEnd"/>
+      <w:r>
+        <w:t xml:space="preserve"> module, as observed by the </w:t>
+      </w:r>
+      <w:proofErr w:type="spellStart"/>
+      <w:r>
+        <w:t>AxiLiteMonitor</w:t>
+      </w:r>
+      <w:proofErr w:type="spellEnd"/>
+      <w:r>
+        <w:t xml:space="preserve"> and tracked via </w:t>
+      </w:r>
+      <w:proofErr w:type="spellStart"/>
+      <w:r>
+        <w:t>CoverageTracker</w:t>
+      </w:r>
+      <w:proofErr w:type="spellEnd"/>
+      <w:r>
+        <w:t>.</w:t>
       </w:r>
     </w:p>
+    <w:p/>
     <w:p>
       <w:pPr>
         <w:rPr>
@@ -58,6 +83,7 @@
         <w:t>The following coverage bins are tracked to ensure robust verification of the AXI-Lite FIFO interface:</w:t>
       </w:r>
     </w:p>
+    <w:p/>
     <w:p>
       <w:pPr>
         <w:rPr>
@@ -162,9 +188,11 @@
             <w:pPr>
               <w:spacing w:after="160" w:line="259" w:lineRule="auto"/>
             </w:pPr>
+            <w:proofErr w:type="spellStart"/>
             <w:r>
               <w:t>read_count</w:t>
             </w:r>
+            <w:proofErr w:type="spellEnd"/>
           </w:p>
         </w:tc>
         <w:tc>
@@ -206,9 +234,11 @@
             <w:pPr>
               <w:spacing w:after="160" w:line="259" w:lineRule="auto"/>
             </w:pPr>
+            <w:proofErr w:type="spellStart"/>
             <w:r>
               <w:t>write_count</w:t>
             </w:r>
+            <w:proofErr w:type="spellEnd"/>
           </w:p>
         </w:tc>
         <w:tc>
@@ -249,9 +279,26 @@
         <w:t>✅</w:t>
       </w:r>
       <w:r>
-        <w:t xml:space="preserve"> Validated by: run_fifo_sequence() and burst sequences in the testbench.</w:t>
+        <w:t xml:space="preserve"> Validated by: </w:t>
+      </w:r>
+      <w:proofErr w:type="spellStart"/>
+      <w:r>
+        <w:t>run_fifo_</w:t>
+      </w:r>
+      <w:proofErr w:type="gramStart"/>
+      <w:r>
+        <w:t>sequence</w:t>
+      </w:r>
+      <w:proofErr w:type="spellEnd"/>
+      <w:r>
+        <w:t>(</w:t>
+      </w:r>
+      <w:proofErr w:type="gramEnd"/>
+      <w:r>
+        <w:t>) and burst sequences in the testbench.</w:t>
       </w:r>
     </w:p>
+    <w:p/>
     <w:p>
       <w:pPr>
         <w:rPr>
@@ -356,9 +403,11 @@
             <w:pPr>
               <w:spacing w:after="160" w:line="259" w:lineRule="auto"/>
             </w:pPr>
+            <w:proofErr w:type="spellStart"/>
             <w:r>
               <w:t>addr_low</w:t>
             </w:r>
+            <w:proofErr w:type="spellEnd"/>
           </w:p>
         </w:tc>
         <w:tc>
@@ -400,9 +449,11 @@
             <w:pPr>
               <w:spacing w:after="160" w:line="259" w:lineRule="auto"/>
             </w:pPr>
+            <w:proofErr w:type="spellStart"/>
             <w:r>
               <w:t>addr_mid</w:t>
             </w:r>
+            <w:proofErr w:type="spellEnd"/>
           </w:p>
         </w:tc>
         <w:tc>
@@ -444,9 +495,11 @@
             <w:pPr>
               <w:spacing w:after="160" w:line="259" w:lineRule="auto"/>
             </w:pPr>
+            <w:proofErr w:type="spellStart"/>
             <w:r>
               <w:t>addr_high</w:t>
             </w:r>
+            <w:proofErr w:type="spellEnd"/>
           </w:p>
         </w:tc>
         <w:tc>
@@ -490,6 +543,7 @@
         <w:t xml:space="preserve"> Validated by: direct writes to 0x00, 0x10, 0x80, and 0xDEADBEEF.</w:t>
       </w:r>
     </w:p>
+    <w:p/>
     <w:p>
       <w:pPr>
         <w:rPr>
@@ -594,9 +648,11 @@
             <w:pPr>
               <w:spacing w:after="160" w:line="259" w:lineRule="auto"/>
             </w:pPr>
+            <w:proofErr w:type="spellStart"/>
             <w:r>
               <w:t>data_zero</w:t>
             </w:r>
+            <w:proofErr w:type="spellEnd"/>
           </w:p>
         </w:tc>
         <w:tc>
@@ -638,9 +694,11 @@
             <w:pPr>
               <w:spacing w:after="160" w:line="259" w:lineRule="auto"/>
             </w:pPr>
+            <w:proofErr w:type="spellStart"/>
             <w:r>
               <w:t>data_ones</w:t>
             </w:r>
+            <w:proofErr w:type="spellEnd"/>
           </w:p>
         </w:tc>
         <w:tc>
@@ -667,8 +725,13 @@
               <w:spacing w:after="160" w:line="259" w:lineRule="auto"/>
             </w:pPr>
             <w:r>
-              <w:t>All-one write</w:t>
-            </w:r>
+              <w:t xml:space="preserve">All-one </w:t>
+            </w:r>
+            <w:proofErr w:type="gramStart"/>
+            <w:r>
+              <w:t>write</w:t>
+            </w:r>
+            <w:proofErr w:type="gramEnd"/>
           </w:p>
         </w:tc>
       </w:tr>
@@ -682,9 +745,11 @@
             <w:pPr>
               <w:spacing w:after="160" w:line="259" w:lineRule="auto"/>
             </w:pPr>
+            <w:proofErr w:type="spellStart"/>
             <w:r>
               <w:t>data_alt</w:t>
             </w:r>
+            <w:proofErr w:type="spellEnd"/>
           </w:p>
         </w:tc>
         <w:tc>
@@ -728,6 +793,11 @@
         <w:t xml:space="preserve"> Validated by writing specific patterns in burst and error tests.</w:t>
       </w:r>
     </w:p>
+    <w:p/>
+    <w:p/>
+    <w:p/>
+    <w:p/>
+    <w:p/>
     <w:p>
       <w:pPr>
         <w:rPr>
@@ -740,6 +810,7 @@
           <w:b/>
           <w:bCs/>
         </w:rPr>
+        <w:lastRenderedPageBreak/>
         <w:t>4. FIFO Depth Coverage</w:t>
       </w:r>
     </w:p>
@@ -832,22 +903,29 @@
             <w:pPr>
               <w:spacing w:after="160" w:line="259" w:lineRule="auto"/>
             </w:pPr>
+            <w:proofErr w:type="spellStart"/>
             <w:r>
               <w:t>fifo_empty</w:t>
             </w:r>
-          </w:p>
-        </w:tc>
-        <w:tc>
-          <w:tcPr>
-            <w:tcW w:w="0" w:type="auto"/>
-            <w:hideMark/>
-          </w:tcPr>
-          <w:p>
-            <w:pPr>
-              <w:spacing w:after="160" w:line="259" w:lineRule="auto"/>
-            </w:pPr>
-            <w:r>
-              <w:t>fifo_level == 0</w:t>
+            <w:proofErr w:type="spellEnd"/>
+          </w:p>
+        </w:tc>
+        <w:tc>
+          <w:tcPr>
+            <w:tcW w:w="0" w:type="auto"/>
+            <w:hideMark/>
+          </w:tcPr>
+          <w:p>
+            <w:pPr>
+              <w:spacing w:after="160" w:line="259" w:lineRule="auto"/>
+            </w:pPr>
+            <w:proofErr w:type="spellStart"/>
+            <w:r>
+              <w:t>fifo_level</w:t>
+            </w:r>
+            <w:proofErr w:type="spellEnd"/>
+            <w:r>
+              <w:t xml:space="preserve"> == 0</w:t>
             </w:r>
           </w:p>
         </w:tc>
@@ -876,22 +954,29 @@
             <w:pPr>
               <w:spacing w:after="160" w:line="259" w:lineRule="auto"/>
             </w:pPr>
+            <w:proofErr w:type="spellStart"/>
             <w:r>
               <w:t>fifo_half</w:t>
             </w:r>
-          </w:p>
-        </w:tc>
-        <w:tc>
-          <w:tcPr>
-            <w:tcW w:w="0" w:type="auto"/>
-            <w:hideMark/>
-          </w:tcPr>
-          <w:p>
-            <w:pPr>
-              <w:spacing w:after="160" w:line="259" w:lineRule="auto"/>
-            </w:pPr>
-            <w:r>
-              <w:t>fifo_level == DEPTH / 2</w:t>
+            <w:proofErr w:type="spellEnd"/>
+          </w:p>
+        </w:tc>
+        <w:tc>
+          <w:tcPr>
+            <w:tcW w:w="0" w:type="auto"/>
+            <w:hideMark/>
+          </w:tcPr>
+          <w:p>
+            <w:pPr>
+              <w:spacing w:after="160" w:line="259" w:lineRule="auto"/>
+            </w:pPr>
+            <w:proofErr w:type="spellStart"/>
+            <w:r>
+              <w:t>fifo_level</w:t>
+            </w:r>
+            <w:proofErr w:type="spellEnd"/>
+            <w:r>
+              <w:t xml:space="preserve"> == DEPTH / 2</w:t>
             </w:r>
           </w:p>
         </w:tc>
@@ -920,22 +1005,29 @@
             <w:pPr>
               <w:spacing w:after="160" w:line="259" w:lineRule="auto"/>
             </w:pPr>
+            <w:proofErr w:type="spellStart"/>
             <w:r>
               <w:t>fifo_full</w:t>
             </w:r>
-          </w:p>
-        </w:tc>
-        <w:tc>
-          <w:tcPr>
-            <w:tcW w:w="0" w:type="auto"/>
-            <w:hideMark/>
-          </w:tcPr>
-          <w:p>
-            <w:pPr>
-              <w:spacing w:after="160" w:line="259" w:lineRule="auto"/>
-            </w:pPr>
-            <w:r>
-              <w:t>fifo_level == DEPTH</w:t>
+            <w:proofErr w:type="spellEnd"/>
+          </w:p>
+        </w:tc>
+        <w:tc>
+          <w:tcPr>
+            <w:tcW w:w="0" w:type="auto"/>
+            <w:hideMark/>
+          </w:tcPr>
+          <w:p>
+            <w:pPr>
+              <w:spacing w:after="160" w:line="259" w:lineRule="auto"/>
+            </w:pPr>
+            <w:proofErr w:type="spellStart"/>
+            <w:r>
+              <w:t>fifo_level</w:t>
+            </w:r>
+            <w:proofErr w:type="spellEnd"/>
+            <w:r>
+              <w:t xml:space="preserve"> == DEPTH</w:t>
             </w:r>
           </w:p>
         </w:tc>
@@ -963,7 +1055,15 @@
         <w:t>✅</w:t>
       </w:r>
       <w:r>
-        <w:t xml:space="preserve"> Validated by pushing/popping known number of elements and sampling fifo_level.</w:t>
+        <w:t xml:space="preserve"> Validated by pushing/popping known number of elements and sampling </w:t>
+      </w:r>
+      <w:proofErr w:type="spellStart"/>
+      <w:r>
+        <w:t>fifo_level</w:t>
+      </w:r>
+      <w:proofErr w:type="spellEnd"/>
+      <w:r>
+        <w:t>.</w:t>
       </w:r>
     </w:p>
     <w:p>
@@ -1071,7 +1171,6 @@
               <w:spacing w:after="160" w:line="259" w:lineRule="auto"/>
             </w:pPr>
             <w:r>
-              <w:lastRenderedPageBreak/>
               <w:t>burst_1</w:t>
             </w:r>
           </w:p>
@@ -1202,9 +1301,42 @@
         <w:t>✅</w:t>
       </w:r>
       <w:r>
-        <w:t xml:space="preserve"> Validated by calling burst_write() and burst_read() with varying lengths.</w:t>
+        <w:t xml:space="preserve"> Validated by calling </w:t>
+      </w:r>
+      <w:proofErr w:type="spellStart"/>
+      <w:r>
+        <w:t>burst_</w:t>
+      </w:r>
+      <w:proofErr w:type="gramStart"/>
+      <w:r>
+        <w:t>write</w:t>
+      </w:r>
+      <w:proofErr w:type="spellEnd"/>
+      <w:r>
+        <w:t>(</w:t>
+      </w:r>
+      <w:proofErr w:type="gramEnd"/>
+      <w:r>
+        <w:t xml:space="preserve">) and </w:t>
+      </w:r>
+      <w:proofErr w:type="spellStart"/>
+      <w:r>
+        <w:t>burst_</w:t>
+      </w:r>
+      <w:proofErr w:type="gramStart"/>
+      <w:r>
+        <w:t>read</w:t>
+      </w:r>
+      <w:proofErr w:type="spellEnd"/>
+      <w:r>
+        <w:t>(</w:t>
+      </w:r>
+      <w:proofErr w:type="gramEnd"/>
+      <w:r>
+        <w:t>) with varying lengths.</w:t>
       </w:r>
     </w:p>
+    <w:p/>
     <w:p>
       <w:pPr>
         <w:rPr>
@@ -1309,9 +1441,11 @@
             <w:pPr>
               <w:spacing w:after="160" w:line="259" w:lineRule="auto"/>
             </w:pPr>
+            <w:proofErr w:type="spellStart"/>
             <w:r>
               <w:t>err_invalid_addr</w:t>
             </w:r>
+            <w:proofErr w:type="spellEnd"/>
           </w:p>
         </w:tc>
         <w:tc>
@@ -1353,9 +1487,11 @@
             <w:pPr>
               <w:spacing w:after="160" w:line="259" w:lineRule="auto"/>
             </w:pPr>
+            <w:proofErr w:type="spellStart"/>
             <w:r>
               <w:t>err_corrupt_data</w:t>
             </w:r>
+            <w:proofErr w:type="spellEnd"/>
           </w:p>
         </w:tc>
         <w:tc>
@@ -1396,7 +1532,23 @@
         <w:t>✅</w:t>
       </w:r>
       <w:r>
-        <w:t xml:space="preserve"> Validated by inject_error() calls in the testbench.</w:t>
+        <w:t xml:space="preserve"> Validated by </w:t>
+      </w:r>
+      <w:proofErr w:type="spellStart"/>
+      <w:r>
+        <w:t>inject_</w:t>
+      </w:r>
+      <w:proofErr w:type="gramStart"/>
+      <w:r>
+        <w:t>error</w:t>
+      </w:r>
+      <w:proofErr w:type="spellEnd"/>
+      <w:r>
+        <w:t>(</w:t>
+      </w:r>
+      <w:proofErr w:type="gramEnd"/>
+      <w:r>
+        <w:t>) calls in the testbench.</w:t>
       </w:r>
     </w:p>
     <w:p>
@@ -1430,7 +1582,20 @@
         </w:numPr>
       </w:pPr>
       <w:r>
-        <w:t>All bins are sampled via AxiLiteMonitor::sample() during simulation.</w:t>
+        <w:t xml:space="preserve">All bins are sampled via </w:t>
+      </w:r>
+      <w:proofErr w:type="spellStart"/>
+      <w:proofErr w:type="gramStart"/>
+      <w:r>
+        <w:t>AxiLiteMonitor</w:t>
+      </w:r>
+      <w:proofErr w:type="spellEnd"/>
+      <w:r>
+        <w:t>::sample(</w:t>
+      </w:r>
+      <w:proofErr w:type="gramEnd"/>
+      <w:r>
+        <w:t>) during simulation.</w:t>
       </w:r>
     </w:p>
     <w:p>
@@ -1441,7 +1606,17 @@
         </w:numPr>
       </w:pPr>
       <w:r>
-        <w:t>Coverage is printed at the end of simulation using coverage.report().</w:t>
+        <w:t xml:space="preserve">Coverage is printed at the end of simulation using </w:t>
+      </w:r>
+      <w:proofErr w:type="spellStart"/>
+      <w:proofErr w:type="gramStart"/>
+      <w:r>
+        <w:t>coverage.report</w:t>
+      </w:r>
+      <w:proofErr w:type="spellEnd"/>
+      <w:proofErr w:type="gramEnd"/>
+      <w:r>
+        <w:t>().</w:t>
       </w:r>
     </w:p>
     <w:p>
@@ -2226,6 +2401,7 @@
   <w:style w:type="character" w:default="1" w:styleId="DefaultParagraphFont">
     <w:name w:val="Default Paragraph Font"/>
     <w:uiPriority w:val="1"/>
+    <w:semiHidden/>
     <w:unhideWhenUsed/>
   </w:style>
   <w:style w:type="table" w:default="1" w:styleId="TableNormal">
